--- a/PPAFE/16 GUIAS DE USUARIO/Participaciones y Aportaciones Federales y Estatales - Estatales Montos.docx
+++ b/PPAFE/16 GUIAS DE USUARIO/Participaciones y Aportaciones Federales y Estatales - Estatales Montos.docx
@@ -123,7 +123,7 @@
           <w:lang w:val="es-MX" w:eastAsia="es-MX"/>
         </w:rPr>
         <w:drawing>
-          <wp:anchor distT="0" distB="0" distL="114300" distR="114300" simplePos="0" relativeHeight="251805696" behindDoc="0" locked="0" layoutInCell="1" allowOverlap="1" wp14:anchorId="6F593B06" wp14:editId="39B4E4E5">
+          <wp:anchor distT="0" distB="0" distL="114300" distR="114300" simplePos="0" relativeHeight="251805696" behindDoc="0" locked="0" layoutInCell="1" allowOverlap="1" wp14:anchorId="6F593B06" wp14:editId="08310509">
             <wp:simplePos x="0" y="0"/>
             <wp:positionH relativeFrom="margin">
               <wp:posOffset>673617</wp:posOffset>
@@ -1218,7 +1218,7 @@
             </w:rPr>
             <w:fldChar w:fldCharType="separate"/>
           </w:r>
-          <w:hyperlink w:anchor="_Toc198896388" w:history="1">
+          <w:hyperlink w:anchor="_Toc214010045" w:history="1">
             <w:r>
               <w:rPr>
                 <w:rStyle w:val="Hyperlink"/>
@@ -1241,7 +1241,7 @@
               <w:rPr>
                 <w:webHidden/>
               </w:rPr>
-              <w:instrText xml:space="preserve"> PAGEREF _Toc198896388 \h </w:instrText>
+              <w:instrText xml:space="preserve"> PAGEREF _Toc214010045 \h </w:instrText>
             </w:r>
             <w:r>
               <w:rPr>
@@ -1280,7 +1280,7 @@
               <w14:ligatures w14:val="standardContextual"/>
             </w:rPr>
           </w:pPr>
-          <w:hyperlink w:anchor="_Toc198896389" w:history="1">
+          <w:hyperlink w:anchor="_Toc214010046" w:history="1">
             <w:r>
               <w:rPr>
                 <w:rStyle w:val="Hyperlink"/>
@@ -1303,7 +1303,7 @@
               <w:rPr>
                 <w:webHidden/>
               </w:rPr>
-              <w:instrText xml:space="preserve"> PAGEREF _Toc198896389 \h </w:instrText>
+              <w:instrText xml:space="preserve"> PAGEREF _Toc214010046 \h </w:instrText>
             </w:r>
             <w:r>
               <w:rPr>
@@ -1342,7 +1342,7 @@
               <w14:ligatures w14:val="standardContextual"/>
             </w:rPr>
           </w:pPr>
-          <w:hyperlink w:anchor="_Toc198896390" w:history="1">
+          <w:hyperlink w:anchor="_Toc214010047" w:history="1">
             <w:r>
               <w:rPr>
                 <w:rStyle w:val="Hyperlink"/>
@@ -1365,7 +1365,7 @@
               <w:rPr>
                 <w:webHidden/>
               </w:rPr>
-              <w:instrText xml:space="preserve"> PAGEREF _Toc198896390 \h </w:instrText>
+              <w:instrText xml:space="preserve"> PAGEREF _Toc214010047 \h </w:instrText>
             </w:r>
             <w:r>
               <w:rPr>
@@ -1404,7 +1404,7 @@
               <w14:ligatures w14:val="standardContextual"/>
             </w:rPr>
           </w:pPr>
-          <w:hyperlink w:anchor="_Toc198896391" w:history="1">
+          <w:hyperlink w:anchor="_Toc214010048" w:history="1">
             <w:r>
               <w:rPr>
                 <w:rStyle w:val="Hyperlink"/>
@@ -1428,7 +1428,7 @@
               <w:rPr>
                 <w:webHidden/>
               </w:rPr>
-              <w:instrText xml:space="preserve"> PAGEREF _Toc198896391 \h </w:instrText>
+              <w:instrText xml:space="preserve"> PAGEREF _Toc214010048 \h </w:instrText>
             </w:r>
             <w:r>
               <w:rPr>
@@ -1467,7 +1467,7 @@
               <w14:ligatures w14:val="standardContextual"/>
             </w:rPr>
           </w:pPr>
-          <w:hyperlink w:anchor="_Toc198896392" w:history="1">
+          <w:hyperlink w:anchor="_Toc214010049" w:history="1">
             <w:r>
               <w:rPr>
                 <w:rStyle w:val="Hyperlink"/>
@@ -1491,7 +1491,7 @@
               <w:rPr>
                 <w:webHidden/>
               </w:rPr>
-              <w:instrText xml:space="preserve"> PAGEREF _Toc198896392 \h </w:instrText>
+              <w:instrText xml:space="preserve"> PAGEREF _Toc214010049 \h </w:instrText>
             </w:r>
             <w:r>
               <w:rPr>
@@ -1530,7 +1530,7 @@
               <w14:ligatures w14:val="standardContextual"/>
             </w:rPr>
           </w:pPr>
-          <w:hyperlink w:anchor="_Toc198896393" w:history="1">
+          <w:hyperlink w:anchor="_Toc214010050" w:history="1">
             <w:r>
               <w:rPr>
                 <w:rStyle w:val="Hyperlink"/>
@@ -1553,7 +1553,7 @@
               <w:rPr>
                 <w:webHidden/>
               </w:rPr>
-              <w:instrText xml:space="preserve"> PAGEREF _Toc198896393 \h </w:instrText>
+              <w:instrText xml:space="preserve"> PAGEREF _Toc214010050 \h </w:instrText>
             </w:r>
             <w:r>
               <w:rPr>
@@ -1592,7 +1592,7 @@
               <w14:ligatures w14:val="standardContextual"/>
             </w:rPr>
           </w:pPr>
-          <w:hyperlink w:anchor="_Toc198896394" w:history="1">
+          <w:hyperlink w:anchor="_Toc214010051" w:history="1">
             <w:r>
               <w:rPr>
                 <w:rStyle w:val="Hyperlink"/>
@@ -1615,7 +1615,7 @@
               <w:rPr>
                 <w:webHidden/>
               </w:rPr>
-              <w:instrText xml:space="preserve"> PAGEREF _Toc198896394 \h </w:instrText>
+              <w:instrText xml:space="preserve"> PAGEREF _Toc214010051 \h </w:instrText>
             </w:r>
             <w:r>
               <w:rPr>
@@ -1654,7 +1654,7 @@
               <w14:ligatures w14:val="standardContextual"/>
             </w:rPr>
           </w:pPr>
-          <w:hyperlink w:anchor="_Toc198896395" w:history="1">
+          <w:hyperlink w:anchor="_Toc214010052" w:history="1">
             <w:r>
               <w:rPr>
                 <w:rStyle w:val="Hyperlink"/>
@@ -1677,7 +1677,7 @@
               <w:rPr>
                 <w:webHidden/>
               </w:rPr>
-              <w:instrText xml:space="preserve"> PAGEREF _Toc198896395 \h </w:instrText>
+              <w:instrText xml:space="preserve"> PAGEREF _Toc214010052 \h </w:instrText>
             </w:r>
             <w:r>
               <w:rPr>
@@ -1716,7 +1716,7 @@
               <w14:ligatures w14:val="standardContextual"/>
             </w:rPr>
           </w:pPr>
-          <w:hyperlink w:anchor="_Toc198896396" w:history="1">
+          <w:hyperlink w:anchor="_Toc214010053" w:history="1">
             <w:r>
               <w:rPr>
                 <w:rStyle w:val="Hyperlink"/>
@@ -1739,7 +1739,7 @@
               <w:rPr>
                 <w:webHidden/>
               </w:rPr>
-              <w:instrText xml:space="preserve"> PAGEREF _Toc198896396 \h </w:instrText>
+              <w:instrText xml:space="preserve"> PAGEREF _Toc214010053 \h </w:instrText>
             </w:r>
             <w:r>
               <w:rPr>
@@ -1778,12 +1778,12 @@
               <w14:ligatures w14:val="standardContextual"/>
             </w:rPr>
           </w:pPr>
-          <w:hyperlink w:anchor="_Toc198896397" w:history="1">
+          <w:hyperlink w:anchor="_Toc214010054" w:history="1">
             <w:r>
               <w:rPr>
                 <w:rStyle w:val="Hyperlink"/>
               </w:rPr>
-              <w:t>5.- Consulta de estatus</w:t>
+              <w:t>5.- Para eliminar los datos registrados de Participaciones Estatales - Montos</w:t>
             </w:r>
             <w:r>
               <w:rPr>
@@ -1801,7 +1801,7 @@
               <w:rPr>
                 <w:webHidden/>
               </w:rPr>
-              <w:instrText xml:space="preserve"> PAGEREF _Toc198896397 \h </w:instrText>
+              <w:instrText xml:space="preserve"> PAGEREF _Toc214010054 \h </w:instrText>
             </w:r>
             <w:r>
               <w:rPr>
@@ -1819,6 +1819,68 @@
                 <w:webHidden/>
               </w:rPr>
               <w:t>13</w:t>
+            </w:r>
+            <w:r>
+              <w:rPr>
+                <w:webHidden/>
+              </w:rPr>
+              <w:fldChar w:fldCharType="end"/>
+            </w:r>
+          </w:hyperlink>
+        </w:p>
+        <w:p>
+          <w:pPr>
+            <w:pStyle w:val="TOC1"/>
+            <w:rPr>
+              <w:rFonts w:eastAsiaTheme="minorEastAsia" w:cstheme="minorBidi"/>
+              <w:kern w:val="2"/>
+              <w:sz w:val="24"/>
+              <w:szCs w:val="24"/>
+              <w:lang w:val="en-MX"/>
+              <w14:ligatures w14:val="standardContextual"/>
+            </w:rPr>
+          </w:pPr>
+          <w:hyperlink w:anchor="_Toc214010055" w:history="1">
+            <w:r>
+              <w:rPr>
+                <w:rStyle w:val="Hyperlink"/>
+              </w:rPr>
+              <w:t>6.- Consulta de estatus</w:t>
+            </w:r>
+            <w:r>
+              <w:rPr>
+                <w:webHidden/>
+              </w:rPr>
+              <w:tab/>
+            </w:r>
+            <w:r>
+              <w:rPr>
+                <w:webHidden/>
+              </w:rPr>
+              <w:fldChar w:fldCharType="begin"/>
+            </w:r>
+            <w:r>
+              <w:rPr>
+                <w:webHidden/>
+              </w:rPr>
+              <w:instrText xml:space="preserve"> PAGEREF _Toc214010055 \h </w:instrText>
+            </w:r>
+            <w:r>
+              <w:rPr>
+                <w:webHidden/>
+              </w:rPr>
+            </w:r>
+            <w:r>
+              <w:rPr>
+                <w:webHidden/>
+              </w:rPr>
+              <w:fldChar w:fldCharType="separate"/>
+            </w:r>
+            <w:r>
+              <w:rPr>
+                <w:webHidden/>
+              </w:rPr>
+              <w:t>15</w:t>
             </w:r>
             <w:r>
               <w:rPr>
@@ -2618,7 +2680,7 @@
         </w:rPr>
       </w:pPr>
       <w:bookmarkStart w:id="0" w:name="_Toc123297018"/>
-      <w:bookmarkStart w:id="1" w:name="_Toc198896388"/>
+      <w:bookmarkStart w:id="1" w:name="_Toc214010045"/>
       <w:r>
         <w:rPr>
           <w:rFonts w:cs="Arial"/>
@@ -2791,7 +2853,7 @@
         </w:rPr>
       </w:pPr>
       <w:bookmarkStart w:id="2" w:name="_Toc123297019"/>
-      <w:bookmarkStart w:id="3" w:name="_Toc198896389"/>
+      <w:bookmarkStart w:id="3" w:name="_Toc214010046"/>
       <w:r>
         <w:rPr>
           <w:rFonts w:cs="Arial"/>
@@ -2947,7 +3009,7 @@
         </w:rPr>
       </w:pPr>
       <w:bookmarkStart w:id="4" w:name="_Toc123297020"/>
-      <w:bookmarkStart w:id="5" w:name="_Toc198896390"/>
+      <w:bookmarkStart w:id="5" w:name="_Toc214010047"/>
       <w:r>
         <w:rPr>
           <w:rFonts w:cs="Arial"/>
@@ -3164,7 +3226,7 @@
           <w:szCs w:val="44"/>
         </w:rPr>
       </w:pPr>
-      <w:bookmarkStart w:id="6" w:name="_Toc198896391"/>
+      <w:bookmarkStart w:id="6" w:name="_Toc214010048"/>
       <w:r>
         <w:rPr>
           <w:rFonts w:cs="Arial"/>
@@ -3235,7 +3297,7 @@
           <w:szCs w:val="44"/>
         </w:rPr>
       </w:pPr>
-      <w:bookmarkStart w:id="7" w:name="_Toc198896392"/>
+      <w:bookmarkStart w:id="7" w:name="_Toc214010049"/>
       <w:r>
         <w:rPr>
           <w:rFonts w:cs="Arial"/>
@@ -3416,7 +3478,7 @@
       </w:pPr>
       <w:bookmarkStart w:id="8" w:name="_Toc123565162"/>
       <w:bookmarkStart w:id="9" w:name="_Toc124341669"/>
-      <w:bookmarkStart w:id="10" w:name="_Toc198896393"/>
+      <w:bookmarkStart w:id="10" w:name="_Toc214010050"/>
       <w:r>
         <w:rPr>
           <w:rFonts w:cs="Arial"/>
@@ -4019,16 +4081,6 @@
     </w:p>
     <w:p>
       <w:pPr>
-        <w:rPr>
-          <w:rFonts w:ascii="Arial" w:hAnsi="Arial" w:cs="Arial"/>
-          <w:b/>
-          <w:sz w:val="24"/>
-          <w:szCs w:val="24"/>
-        </w:rPr>
-      </w:pPr>
-    </w:p>
-    <w:p>
-      <w:pPr>
         <w:pStyle w:val="Heading1"/>
         <w:spacing w:line="276" w:lineRule="auto"/>
         <w:jc w:val="center"/>
@@ -4040,7 +4092,7 @@
       </w:pPr>
       <w:bookmarkStart w:id="11" w:name="_Toc123565163"/>
       <w:bookmarkStart w:id="12" w:name="_Toc124341670"/>
-      <w:bookmarkStart w:id="13" w:name="_Toc198896394"/>
+      <w:bookmarkStart w:id="13" w:name="_Toc214010051"/>
       <w:r>
         <w:rPr>
           <w:rFonts w:cs="Arial"/>
@@ -4186,13 +4238,13 @@
         <mc:AlternateContent>
           <mc:Choice Requires="wps">
             <w:drawing>
-              <wp:anchor distT="0" distB="0" distL="114300" distR="114300" simplePos="0" relativeHeight="251816960" behindDoc="0" locked="0" layoutInCell="1" allowOverlap="1" wp14:anchorId="44E3B6D9" wp14:editId="470D2717">
+              <wp:anchor distT="0" distB="0" distL="114300" distR="114300" simplePos="0" relativeHeight="251816960" behindDoc="0" locked="0" layoutInCell="1" allowOverlap="1" wp14:anchorId="44E3B6D9" wp14:editId="1AD1B23B">
                 <wp:simplePos x="0" y="0"/>
                 <wp:positionH relativeFrom="column">
-                  <wp:posOffset>267093</wp:posOffset>
+                  <wp:posOffset>223520</wp:posOffset>
                 </wp:positionH>
                 <wp:positionV relativeFrom="paragraph">
-                  <wp:posOffset>608330</wp:posOffset>
+                  <wp:posOffset>516890</wp:posOffset>
                 </wp:positionV>
                 <wp:extent cx="336550" cy="196850"/>
                 <wp:effectExtent l="12700" t="12700" r="19050" b="19050"/>
@@ -4252,7 +4304,7 @@
           </mc:Choice>
           <mc:Fallback>
             <w:pict>
-              <v:rect w14:anchorId="70FF3C4B" id="Rectángulo 48" o:spid="_x0000_s1026" style="position:absolute;margin-left:21.05pt;margin-top:47.9pt;width:26.5pt;height:15.5pt;flip:y;z-index:251816960;visibility:visible;mso-wrap-style:square;mso-width-percent:0;mso-height-percent:0;mso-wrap-distance-left:9pt;mso-wrap-distance-top:0;mso-wrap-distance-right:9pt;mso-wrap-distance-bottom:0;mso-position-horizontal:absolute;mso-position-horizontal-relative:text;mso-position-vertical:absolute;mso-position-vertical-relative:text;mso-width-percent:0;mso-height-percent:0;mso-width-relative:margin;mso-height-relative:margin;v-text-anchor:middle" o:gfxdata="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" filled="f" strokecolor="red" strokeweight="2.25pt"/>
+              <v:rect w14:anchorId="1205B305" id="Rectángulo 48" o:spid="_x0000_s1026" style="position:absolute;margin-left:17.6pt;margin-top:40.7pt;width:26.5pt;height:15.5pt;flip:y;z-index:251816960;visibility:visible;mso-wrap-style:square;mso-width-percent:0;mso-height-percent:0;mso-wrap-distance-left:9pt;mso-wrap-distance-top:0;mso-wrap-distance-right:9pt;mso-wrap-distance-bottom:0;mso-position-horizontal:absolute;mso-position-horizontal-relative:text;mso-position-vertical:absolute;mso-position-vertical-relative:text;mso-width-percent:0;mso-height-percent:0;mso-width-relative:margin;mso-height-relative:margin;v-text-anchor:middle" o:gfxdata="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" filled="f" strokecolor="red" strokeweight="2.25pt"/>
             </w:pict>
           </mc:Fallback>
         </mc:AlternateContent>
@@ -4267,13 +4319,16 @@
       </w:r>
       <w:r>
         <w:rPr>
+          <w:rFonts w:ascii="Arial" w:hAnsi="Arial" w:cs="Arial"/>
           <w:noProof/>
+          <w:sz w:val="24"/>
+          <w:szCs w:val="24"/>
         </w:rPr>
         <w:drawing>
-          <wp:inline distT="0" distB="0" distL="0" distR="0" wp14:anchorId="5176E024" wp14:editId="71B669B9">
-            <wp:extent cx="5040000" cy="2312450"/>
-            <wp:effectExtent l="152400" t="152400" r="344805" b="342265"/>
-            <wp:docPr id="1194431040" name="Picture 2"/>
+          <wp:inline distT="0" distB="0" distL="0" distR="0" wp14:anchorId="375B4D46" wp14:editId="43E375F5">
+            <wp:extent cx="5040000" cy="2471527"/>
+            <wp:effectExtent l="152400" t="152400" r="332105" b="347980"/>
+            <wp:docPr id="426946489" name="Picture 1"/>
             <wp:cNvGraphicFramePr>
               <a:graphicFrameLocks xmlns:a="http://schemas.openxmlformats.org/drawingml/2006/main" noChangeAspect="1"/>
             </wp:cNvGraphicFramePr>
@@ -4281,7 +4336,7 @@
               <a:graphicData uri="http://schemas.openxmlformats.org/drawingml/2006/picture">
                 <pic:pic xmlns:pic="http://schemas.openxmlformats.org/drawingml/2006/picture">
                   <pic:nvPicPr>
-                    <pic:cNvPr id="1194431040" name="Picture 1194431040"/>
+                    <pic:cNvPr id="426946489" name="Picture 426946489"/>
                     <pic:cNvPicPr/>
                   </pic:nvPicPr>
                   <pic:blipFill>
@@ -4299,7 +4354,7 @@
                   <pic:spPr>
                     <a:xfrm>
                       <a:off x="0" y="0"/>
-                      <a:ext cx="5040000" cy="2312450"/>
+                      <a:ext cx="5040000" cy="2471527"/>
                     </a:xfrm>
                     <a:prstGeom prst="rect">
                       <a:avLst/>
@@ -4536,9 +4591,9 @@
         </w:rPr>
         <w:lastRenderedPageBreak/>
         <w:drawing>
-          <wp:inline distT="0" distB="0" distL="0" distR="0" wp14:anchorId="7ED2315F" wp14:editId="0EBB122C">
-            <wp:extent cx="5400000" cy="2443607"/>
-            <wp:effectExtent l="152400" t="152400" r="328295" b="337820"/>
+          <wp:inline distT="0" distB="0" distL="0" distR="0" wp14:anchorId="7ED2315F" wp14:editId="465EF4D5">
+            <wp:extent cx="5040000" cy="2280700"/>
+            <wp:effectExtent l="152400" t="152400" r="332105" b="348615"/>
             <wp:docPr id="2039005743" name="Picture 3"/>
             <wp:cNvGraphicFramePr>
               <a:graphicFrameLocks xmlns:a="http://schemas.openxmlformats.org/drawingml/2006/main" noChangeAspect="1"/>
@@ -4565,7 +4620,7 @@
                   <pic:spPr>
                     <a:xfrm>
                       <a:off x="0" y="0"/>
-                      <a:ext cx="5400000" cy="2443607"/>
+                      <a:ext cx="5040000" cy="2280700"/>
                     </a:xfrm>
                     <a:prstGeom prst="rect">
                       <a:avLst/>
@@ -4710,13 +4765,13 @@
         <mc:AlternateContent>
           <mc:Choice Requires="wps">
             <w:drawing>
-              <wp:anchor distT="0" distB="0" distL="114300" distR="114300" simplePos="0" relativeHeight="251860992" behindDoc="0" locked="0" layoutInCell="1" allowOverlap="1" wp14:anchorId="648990CA" wp14:editId="4A1A7BDE">
+              <wp:anchor distT="0" distB="0" distL="114300" distR="114300" simplePos="0" relativeHeight="251860992" behindDoc="0" locked="0" layoutInCell="1" allowOverlap="1" wp14:anchorId="648990CA" wp14:editId="6D5B98FC">
                 <wp:simplePos x="0" y="0"/>
                 <wp:positionH relativeFrom="column">
-                  <wp:posOffset>5021973</wp:posOffset>
+                  <wp:posOffset>4690989</wp:posOffset>
                 </wp:positionH>
                 <wp:positionV relativeFrom="paragraph">
-                  <wp:posOffset>2403475</wp:posOffset>
+                  <wp:posOffset>2240671</wp:posOffset>
                 </wp:positionV>
                 <wp:extent cx="422729" cy="196850"/>
                 <wp:effectExtent l="12700" t="12700" r="9525" b="19050"/>
@@ -4776,7 +4831,7 @@
           </mc:Choice>
           <mc:Fallback>
             <w:pict>
-              <v:rect w14:anchorId="2841B6F0" id="Rectángulo 48" o:spid="_x0000_s1026" style="position:absolute;margin-left:395.45pt;margin-top:189.25pt;width:33.3pt;height:15.5pt;flip:y;z-index:251860992;visibility:visible;mso-wrap-style:square;mso-width-percent:0;mso-height-percent:0;mso-wrap-distance-left:9pt;mso-wrap-distance-top:0;mso-wrap-distance-right:9pt;mso-wrap-distance-bottom:0;mso-position-horizontal:absolute;mso-position-horizontal-relative:text;mso-position-vertical:absolute;mso-position-vertical-relative:text;mso-width-percent:0;mso-height-percent:0;mso-width-relative:margin;mso-height-relative:margin;v-text-anchor:middle" o:gfxdata="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" filled="f" strokecolor="red" strokeweight="2.25pt"/>
+              <v:rect w14:anchorId="54C5FA6C" id="Rectángulo 48" o:spid="_x0000_s1026" style="position:absolute;margin-left:369.35pt;margin-top:176.45pt;width:33.3pt;height:15.5pt;flip:y;z-index:251860992;visibility:visible;mso-wrap-style:square;mso-width-percent:0;mso-height-percent:0;mso-wrap-distance-left:9pt;mso-wrap-distance-top:0;mso-wrap-distance-right:9pt;mso-wrap-distance-bottom:0;mso-position-horizontal:absolute;mso-position-horizontal-relative:text;mso-position-vertical:absolute;mso-position-vertical-relative:text;mso-width-percent:0;mso-height-percent:0;mso-width-relative:margin;mso-height-relative:margin;v-text-anchor:middle" o:gfxdata="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" filled="f" strokecolor="red" strokeweight="2.25pt"/>
             </w:pict>
           </mc:Fallback>
         </mc:AlternateContent>
@@ -4786,9 +4841,9 @@
           <w:noProof/>
         </w:rPr>
         <w:drawing>
-          <wp:inline distT="0" distB="0" distL="0" distR="0" wp14:anchorId="1726A938" wp14:editId="7BA1F182">
-            <wp:extent cx="5400000" cy="2443607"/>
-            <wp:effectExtent l="152400" t="152400" r="328295" b="337820"/>
+          <wp:inline distT="0" distB="0" distL="0" distR="0" wp14:anchorId="1726A938" wp14:editId="1188C0F3">
+            <wp:extent cx="5040000" cy="2280700"/>
+            <wp:effectExtent l="152400" t="152400" r="332105" b="348615"/>
             <wp:docPr id="514313543" name="Picture 3"/>
             <wp:cNvGraphicFramePr>
               <a:graphicFrameLocks xmlns:a="http://schemas.openxmlformats.org/drawingml/2006/main" noChangeAspect="1"/>
@@ -4815,7 +4870,7 @@
                   <pic:spPr>
                     <a:xfrm>
                       <a:off x="0" y="0"/>
-                      <a:ext cx="5400000" cy="2443607"/>
+                      <a:ext cx="5040000" cy="2280700"/>
                     </a:xfrm>
                     <a:prstGeom prst="rect">
                       <a:avLst/>
@@ -4984,7 +5039,7 @@
                     <pic:cNvPicPr/>
                   </pic:nvPicPr>
                   <pic:blipFill>
-                    <a:blip r:embed="rId11" cstate="print">
+                    <a:blip r:embed="rId13" cstate="print">
                       <a:extLst>
                         <a:ext uri="{28A0092B-C50C-407E-A947-70E740481C1C}">
                           <a14:useLocalDpi xmlns:a14="http://schemas.microsoft.com/office/drawing/2010/main" val="0"/>
@@ -5519,7 +5574,7 @@
       </w:pPr>
       <w:bookmarkStart w:id="14" w:name="_Toc123565164"/>
       <w:bookmarkStart w:id="15" w:name="_Toc124341671"/>
-      <w:bookmarkStart w:id="16" w:name="_Toc198896395"/>
+      <w:bookmarkStart w:id="16" w:name="_Toc214010052"/>
       <w:r>
         <w:rPr>
           <w:rFonts w:cs="Arial"/>
@@ -5644,7 +5699,7 @@
                     <pic:cNvPicPr/>
                   </pic:nvPicPr>
                   <pic:blipFill>
-                    <a:blip r:embed="rId13">
+                    <a:blip r:embed="rId14">
                       <a:extLst>
                         <a:ext uri="{28A0092B-C50C-407E-A947-70E740481C1C}">
                           <a14:useLocalDpi xmlns:a14="http://schemas.microsoft.com/office/drawing/2010/main" val="0"/>
@@ -5782,7 +5837,7 @@
                     <pic:cNvPicPr/>
                   </pic:nvPicPr>
                   <pic:blipFill>
-                    <a:blip r:embed="rId11" cstate="print">
+                    <a:blip r:embed="rId13" cstate="print">
                       <a:extLst>
                         <a:ext uri="{28A0092B-C50C-407E-A947-70E740481C1C}">
                           <a14:useLocalDpi xmlns:a14="http://schemas.microsoft.com/office/drawing/2010/main" val="0"/>
@@ -5930,7 +5985,7 @@
           <w:noProof/>
         </w:rPr>
         <w:drawing>
-          <wp:inline distT="0" distB="0" distL="0" distR="0" wp14:anchorId="229E8E0D" wp14:editId="0A7312B9">
+          <wp:inline distT="0" distB="0" distL="0" distR="0" wp14:anchorId="229E8E0D" wp14:editId="0222F11E">
             <wp:extent cx="5443220" cy="2463165"/>
             <wp:effectExtent l="152400" t="152400" r="335280" b="343535"/>
             <wp:docPr id="1520256844" name="Picture 7"/>
@@ -5945,7 +6000,7 @@
                     <pic:cNvPicPr/>
                   </pic:nvPicPr>
                   <pic:blipFill>
-                    <a:blip r:embed="rId14" cstate="print">
+                    <a:blip r:embed="rId15" cstate="print">
                       <a:extLst>
                         <a:ext uri="{28A0092B-C50C-407E-A947-70E740481C1C}">
                           <a14:useLocalDpi xmlns:a14="http://schemas.microsoft.com/office/drawing/2010/main" val="0"/>
@@ -6109,7 +6164,7 @@
           <w:sz w:val="24"/>
           <w:szCs w:val="24"/>
         </w:rPr>
-        <w:t>Aprobar</w:t>
+        <w:t>Validar</w:t>
       </w:r>
       <w:r>
         <w:rPr>
@@ -6144,7 +6199,7 @@
           <w:sz w:val="24"/>
           <w:szCs w:val="24"/>
         </w:rPr>
-        <w:t>Aprobar</w:t>
+        <w:t>Validar</w:t>
       </w:r>
       <w:r>
         <w:rPr>
@@ -6307,7 +6362,7 @@
                     <pic:cNvPicPr/>
                   </pic:nvPicPr>
                   <pic:blipFill>
-                    <a:blip r:embed="rId11" cstate="print">
+                    <a:blip r:embed="rId13" cstate="print">
                       <a:extLst>
                         <a:ext uri="{28A0092B-C50C-407E-A947-70E740481C1C}">
                           <a14:useLocalDpi xmlns:a14="http://schemas.microsoft.com/office/drawing/2010/main" val="0"/>
@@ -6380,7 +6435,7 @@
       </w:pPr>
       <w:bookmarkStart w:id="17" w:name="_Toc124161440"/>
       <w:bookmarkStart w:id="18" w:name="_Toc124341672"/>
-      <w:bookmarkStart w:id="19" w:name="_Toc198896396"/>
+      <w:bookmarkStart w:id="19" w:name="_Toc214010053"/>
       <w:r>
         <w:rPr>
           <w:rFonts w:cs="Arial"/>
@@ -6568,7 +6623,7 @@
                     <pic:cNvPicPr/>
                   </pic:nvPicPr>
                   <pic:blipFill>
-                    <a:blip r:embed="rId11" cstate="print">
+                    <a:blip r:embed="rId13" cstate="print">
                       <a:extLst>
                         <a:ext uri="{28A0092B-C50C-407E-A947-70E740481C1C}">
                           <a14:useLocalDpi xmlns:a14="http://schemas.microsoft.com/office/drawing/2010/main" val="0"/>
@@ -6670,41 +6725,95 @@
           <w:sz w:val="24"/>
           <w:szCs w:val="24"/>
         </w:rPr>
-        <w:t>• Cancelar: Permite cancelar el proceso y redirige al usuario a la pantalla principal sin realizar ningún cambio en los datos ni en la tabla de peticiones.</w:t>
-      </w:r>
-    </w:p>
-    <w:p>
-      <w:pPr>
-        <w:rPr>
-          <w:rFonts w:ascii="Arial" w:hAnsi="Arial" w:cs="Arial"/>
-          <w:sz w:val="24"/>
-          <w:szCs w:val="24"/>
-        </w:rPr>
-      </w:pPr>
-      <w:r>
-        <w:rPr>
-          <w:rFonts w:ascii="Arial" w:hAnsi="Arial" w:cs="Arial"/>
-          <w:sz w:val="24"/>
-          <w:szCs w:val="24"/>
-        </w:rPr>
-        <w:t>• Devolver: Retorna la petición al usuario que la capturó en caso de que contenga errores, para su corrección.</w:t>
-      </w:r>
-    </w:p>
-    <w:p>
-      <w:pPr>
-        <w:rPr>
-          <w:rFonts w:ascii="Arial" w:hAnsi="Arial" w:cs="Arial"/>
-          <w:sz w:val="24"/>
-          <w:szCs w:val="24"/>
-        </w:rPr>
-      </w:pPr>
-      <w:r>
-        <w:rPr>
-          <w:rFonts w:ascii="Arial" w:hAnsi="Arial" w:cs="Arial"/>
-          <w:sz w:val="24"/>
-          <w:szCs w:val="24"/>
-        </w:rPr>
-        <w:t>• Publicar: Guarda los cambios, actualiza el estatus de la petición y se publican los datos en la plataforma pública.</w:t>
+        <w:t xml:space="preserve">• </w:t>
+      </w:r>
+      <w:r>
+        <w:rPr>
+          <w:rFonts w:ascii="Arial" w:hAnsi="Arial" w:cs="Arial"/>
+          <w:b/>
+          <w:bCs/>
+          <w:sz w:val="24"/>
+          <w:szCs w:val="24"/>
+        </w:rPr>
+        <w:t>Cancelar</w:t>
+      </w:r>
+      <w:r>
+        <w:rPr>
+          <w:rFonts w:ascii="Arial" w:hAnsi="Arial" w:cs="Arial"/>
+          <w:sz w:val="24"/>
+          <w:szCs w:val="24"/>
+        </w:rPr>
+        <w:t>: Permite cancelar el proceso y redirige al usuario a la pantalla principal sin realizar ningún cambio en los datos ni en la tabla de peticiones.</w:t>
+      </w:r>
+    </w:p>
+    <w:p>
+      <w:pPr>
+        <w:rPr>
+          <w:rFonts w:ascii="Arial" w:hAnsi="Arial" w:cs="Arial"/>
+          <w:sz w:val="24"/>
+          <w:szCs w:val="24"/>
+        </w:rPr>
+      </w:pPr>
+      <w:r>
+        <w:rPr>
+          <w:rFonts w:ascii="Arial" w:hAnsi="Arial" w:cs="Arial"/>
+          <w:sz w:val="24"/>
+          <w:szCs w:val="24"/>
+        </w:rPr>
+        <w:t xml:space="preserve">• </w:t>
+      </w:r>
+      <w:r>
+        <w:rPr>
+          <w:rFonts w:ascii="Arial" w:hAnsi="Arial" w:cs="Arial"/>
+          <w:b/>
+          <w:bCs/>
+          <w:sz w:val="24"/>
+          <w:szCs w:val="24"/>
+        </w:rPr>
+        <w:t>Devolver</w:t>
+      </w:r>
+      <w:r>
+        <w:rPr>
+          <w:rFonts w:ascii="Arial" w:hAnsi="Arial" w:cs="Arial"/>
+          <w:sz w:val="24"/>
+          <w:szCs w:val="24"/>
+        </w:rPr>
+        <w:t>: Retorna la petición al usuario que la capturó en caso de que contenga errores, para su corrección.</w:t>
+      </w:r>
+    </w:p>
+    <w:p>
+      <w:pPr>
+        <w:rPr>
+          <w:rFonts w:ascii="Arial" w:hAnsi="Arial" w:cs="Arial"/>
+          <w:sz w:val="24"/>
+          <w:szCs w:val="24"/>
+        </w:rPr>
+      </w:pPr>
+      <w:r>
+        <w:rPr>
+          <w:rFonts w:ascii="Arial" w:hAnsi="Arial" w:cs="Arial"/>
+          <w:sz w:val="24"/>
+          <w:szCs w:val="24"/>
+        </w:rPr>
+        <w:t xml:space="preserve">• </w:t>
+      </w:r>
+      <w:r>
+        <w:rPr>
+          <w:rFonts w:ascii="Arial" w:hAnsi="Arial" w:cs="Arial"/>
+          <w:b/>
+          <w:bCs/>
+          <w:sz w:val="24"/>
+          <w:szCs w:val="24"/>
+        </w:rPr>
+        <w:t>Publicar</w:t>
+      </w:r>
+      <w:r>
+        <w:rPr>
+          <w:rFonts w:ascii="Arial" w:hAnsi="Arial" w:cs="Arial"/>
+          <w:sz w:val="24"/>
+          <w:szCs w:val="24"/>
+        </w:rPr>
+        <w:t>: Guarda los cambios, actualiza el estatus de la petición y se publican los datos en la plataforma pública.</w:t>
       </w:r>
     </w:p>
     <w:p/>
@@ -6827,7 +6936,7 @@
           <w:noProof/>
         </w:rPr>
         <w:drawing>
-          <wp:inline distT="0" distB="0" distL="0" distR="0" wp14:anchorId="44DA4211" wp14:editId="4B3D51AC">
+          <wp:inline distT="0" distB="0" distL="0" distR="0" wp14:anchorId="44DA4211" wp14:editId="3C0E0D59">
             <wp:extent cx="5400000" cy="2473845"/>
             <wp:effectExtent l="152400" t="152400" r="328295" b="346075"/>
             <wp:docPr id="1213848805" name="Picture 10"/>
@@ -6842,7 +6951,7 @@
                     <pic:cNvPicPr/>
                   </pic:nvPicPr>
                   <pic:blipFill>
-                    <a:blip r:embed="rId15" cstate="print">
+                    <a:blip r:embed="rId16" cstate="print">
                       <a:extLst>
                         <a:ext uri="{28A0092B-C50C-407E-A947-70E740481C1C}">
                           <a14:useLocalDpi xmlns:a14="http://schemas.microsoft.com/office/drawing/2010/main" val="0"/>
@@ -6913,20 +7022,663 @@
           <w:color w:val="auto"/>
         </w:rPr>
       </w:pPr>
-      <w:bookmarkStart w:id="20" w:name="_Toc123565165"/>
-      <w:bookmarkStart w:id="21" w:name="_Toc124341673"/>
-      <w:bookmarkStart w:id="22" w:name="_Toc198896397"/>
+      <w:bookmarkStart w:id="20" w:name="_Toc211942413"/>
+      <w:bookmarkStart w:id="21" w:name="_Toc213340177"/>
+      <w:bookmarkStart w:id="22" w:name="_Toc123565165"/>
+      <w:bookmarkStart w:id="23" w:name="_Toc124341673"/>
+      <w:bookmarkStart w:id="24" w:name="_Toc214010054"/>
       <w:r>
         <w:rPr>
           <w:rFonts w:cs="Arial"/>
           <w:b w:val="0"/>
           <w:color w:val="auto"/>
         </w:rPr>
-        <w:t>5.- Consulta de estatus</w:t>
+        <w:t>5</w:t>
+      </w:r>
+      <w:r>
+        <w:rPr>
+          <w:rFonts w:cs="Arial"/>
+          <w:b w:val="0"/>
+          <w:color w:val="auto"/>
+        </w:rPr>
+        <w:t xml:space="preserve">.- </w:t>
+      </w:r>
+      <w:r>
+        <w:rPr>
+          <w:rFonts w:cs="Arial"/>
+          <w:b w:val="0"/>
+          <w:color w:val="auto"/>
+        </w:rPr>
+        <w:t>Para eliminar los datos registrados</w:t>
       </w:r>
       <w:bookmarkEnd w:id="20"/>
+      <w:r>
+        <w:rPr>
+          <w:rFonts w:cs="Arial"/>
+          <w:b w:val="0"/>
+          <w:color w:val="auto"/>
+        </w:rPr>
+        <w:t xml:space="preserve"> </w:t>
+      </w:r>
+      <w:r>
+        <w:rPr>
+          <w:rFonts w:cs="Arial"/>
+          <w:b w:val="0"/>
+          <w:color w:val="auto"/>
+        </w:rPr>
+        <w:t xml:space="preserve">de Participaciones </w:t>
+      </w:r>
+      <w:r>
+        <w:rPr>
+          <w:rFonts w:cs="Arial"/>
+          <w:b w:val="0"/>
+          <w:color w:val="auto"/>
+        </w:rPr>
+        <w:t>Estatales</w:t>
+      </w:r>
+      <w:r>
+        <w:rPr>
+          <w:rFonts w:cs="Arial"/>
+          <w:b w:val="0"/>
+          <w:color w:val="auto"/>
+        </w:rPr>
+        <w:t xml:space="preserve"> - Montos</w:t>
+      </w:r>
       <w:bookmarkEnd w:id="21"/>
+      <w:bookmarkEnd w:id="24"/>
+    </w:p>
+    <w:p>
+      <w:pPr>
+        <w:rPr>
+          <w:rFonts w:ascii="Arial" w:hAnsi="Arial" w:cs="Arial"/>
+          <w:sz w:val="24"/>
+          <w:szCs w:val="24"/>
+        </w:rPr>
+      </w:pPr>
+    </w:p>
+    <w:p>
+      <w:pPr>
+        <w:rPr>
+          <w:rFonts w:ascii="Arial" w:hAnsi="Arial" w:cs="Arial"/>
+          <w:sz w:val="24"/>
+          <w:szCs w:val="24"/>
+        </w:rPr>
+      </w:pPr>
+      <w:r>
+        <w:rPr>
+          <w:rFonts w:ascii="Arial" w:hAnsi="Arial" w:cs="Arial"/>
+          <w:sz w:val="24"/>
+          <w:szCs w:val="24"/>
+        </w:rPr>
+        <w:t>5</w:t>
+      </w:r>
+      <w:r>
+        <w:rPr>
+          <w:rFonts w:ascii="Arial" w:hAnsi="Arial" w:cs="Arial"/>
+          <w:sz w:val="24"/>
+          <w:szCs w:val="24"/>
+        </w:rPr>
+        <w:t xml:space="preserve">.1.- Para </w:t>
+      </w:r>
+      <w:r>
+        <w:rPr>
+          <w:rFonts w:ascii="Arial" w:hAnsi="Arial" w:cs="Arial"/>
+          <w:sz w:val="24"/>
+          <w:szCs w:val="24"/>
+        </w:rPr>
+        <w:t>eliminar</w:t>
+      </w:r>
+      <w:r>
+        <w:rPr>
+          <w:rFonts w:ascii="Arial" w:hAnsi="Arial" w:cs="Arial"/>
+          <w:sz w:val="24"/>
+          <w:szCs w:val="24"/>
+        </w:rPr>
+        <w:t xml:space="preserve"> los detalles de</w:t>
+      </w:r>
+      <w:r>
+        <w:rPr>
+          <w:rFonts w:ascii="Arial" w:hAnsi="Arial" w:cs="Arial"/>
+          <w:sz w:val="24"/>
+          <w:szCs w:val="24"/>
+        </w:rPr>
+        <w:t xml:space="preserve"> </w:t>
+      </w:r>
+      <w:r>
+        <w:rPr>
+          <w:rFonts w:ascii="Arial" w:hAnsi="Arial" w:cs="Arial"/>
+          <w:sz w:val="24"/>
+          <w:szCs w:val="24"/>
+        </w:rPr>
+        <w:t>l</w:t>
+      </w:r>
+      <w:r>
+        <w:rPr>
+          <w:rFonts w:ascii="Arial" w:hAnsi="Arial" w:cs="Arial"/>
+          <w:sz w:val="24"/>
+          <w:szCs w:val="24"/>
+        </w:rPr>
+        <w:t>a</w:t>
+      </w:r>
+      <w:r>
+        <w:rPr>
+          <w:rFonts w:ascii="Arial" w:hAnsi="Arial" w:cs="Arial"/>
+          <w:sz w:val="24"/>
+          <w:szCs w:val="24"/>
+        </w:rPr>
+        <w:t xml:space="preserve"> </w:t>
+      </w:r>
+      <w:r>
+        <w:rPr>
+          <w:rFonts w:ascii="Arial" w:hAnsi="Arial" w:cs="Arial"/>
+          <w:sz w:val="24"/>
+          <w:szCs w:val="24"/>
+        </w:rPr>
+        <w:t xml:space="preserve">información de Participaciones Estatales - Montos deberá seleccionar el icono de Eliminar   </w:t>
+      </w:r>
+      <w:r>
+        <w:rPr>
+          <w:rFonts w:ascii="Arial" w:hAnsi="Arial" w:cs="Arial"/>
+          <w:noProof/>
+          <w:sz w:val="24"/>
+          <w:szCs w:val="24"/>
+        </w:rPr>
+        <w:drawing>
+          <wp:inline distT="0" distB="0" distL="0" distR="0" wp14:anchorId="245A2B8F" wp14:editId="3245D9D4">
+            <wp:extent cx="180000" cy="212000"/>
+            <wp:effectExtent l="0" t="0" r="0" b="4445"/>
+            <wp:docPr id="39704351" name="Picture 2"/>
+            <wp:cNvGraphicFramePr>
+              <a:graphicFrameLocks xmlns:a="http://schemas.openxmlformats.org/drawingml/2006/main" noChangeAspect="1"/>
+            </wp:cNvGraphicFramePr>
+            <a:graphic xmlns:a="http://schemas.openxmlformats.org/drawingml/2006/main">
+              <a:graphicData uri="http://schemas.openxmlformats.org/drawingml/2006/picture">
+                <pic:pic xmlns:pic="http://schemas.openxmlformats.org/drawingml/2006/picture">
+                  <pic:nvPicPr>
+                    <pic:cNvPr id="39704351" name="Picture 39704351"/>
+                    <pic:cNvPicPr/>
+                  </pic:nvPicPr>
+                  <pic:blipFill>
+                    <a:blip r:embed="rId17" cstate="print">
+                      <a:extLst>
+                        <a:ext uri="{28A0092B-C50C-407E-A947-70E740481C1C}">
+                          <a14:useLocalDpi xmlns:a14="http://schemas.microsoft.com/office/drawing/2010/main" val="0"/>
+                        </a:ext>
+                      </a:extLst>
+                    </a:blip>
+                    <a:stretch>
+                      <a:fillRect/>
+                    </a:stretch>
+                  </pic:blipFill>
+                  <pic:spPr>
+                    <a:xfrm>
+                      <a:off x="0" y="0"/>
+                      <a:ext cx="180000" cy="212000"/>
+                    </a:xfrm>
+                    <a:prstGeom prst="rect">
+                      <a:avLst/>
+                    </a:prstGeom>
+                  </pic:spPr>
+                </pic:pic>
+              </a:graphicData>
+            </a:graphic>
+          </wp:inline>
+        </w:drawing>
+      </w:r>
+    </w:p>
+    <w:p>
+      <w:pPr>
+        <w:spacing w:line="276" w:lineRule="auto"/>
+        <w:rPr>
+          <w:rFonts w:ascii="Arial" w:hAnsi="Arial" w:cs="Arial"/>
+          <w:sz w:val="24"/>
+          <w:szCs w:val="24"/>
+        </w:rPr>
+      </w:pPr>
+    </w:p>
+    <w:p>
+      <w:pPr>
+        <w:spacing w:line="276" w:lineRule="auto"/>
+        <w:rPr>
+          <w:rFonts w:ascii="Arial" w:hAnsi="Arial" w:cs="Arial"/>
+          <w:sz w:val="24"/>
+          <w:szCs w:val="24"/>
+        </w:rPr>
+      </w:pPr>
+      <w:r>
+        <w:rPr>
+          <w:noProof/>
+          <w:lang w:val="es-MX" w:eastAsia="es-MX"/>
+        </w:rPr>
+        <mc:AlternateContent>
+          <mc:Choice Requires="wps">
+            <w:drawing>
+              <wp:anchor distT="0" distB="0" distL="114300" distR="114300" simplePos="0" relativeHeight="251863040" behindDoc="0" locked="0" layoutInCell="1" allowOverlap="1" wp14:anchorId="3CC25B6E" wp14:editId="1128B4DB">
+                <wp:simplePos x="0" y="0"/>
+                <wp:positionH relativeFrom="column">
+                  <wp:posOffset>292342</wp:posOffset>
+                </wp:positionH>
+                <wp:positionV relativeFrom="paragraph">
+                  <wp:posOffset>1093719</wp:posOffset>
+                </wp:positionV>
+                <wp:extent cx="132368" cy="140220"/>
+                <wp:effectExtent l="12700" t="12700" r="7620" b="12700"/>
+                <wp:wrapNone/>
+                <wp:docPr id="244479765" name="Rectángulo 36"/>
+                <wp:cNvGraphicFramePr/>
+                <a:graphic xmlns:a="http://schemas.openxmlformats.org/drawingml/2006/main">
+                  <a:graphicData uri="http://schemas.microsoft.com/office/word/2010/wordprocessingShape">
+                    <wps:wsp>
+                      <wps:cNvSpPr/>
+                      <wps:spPr>
+                        <a:xfrm>
+                          <a:off x="0" y="0"/>
+                          <a:ext cx="132368" cy="140220"/>
+                        </a:xfrm>
+                        <a:prstGeom prst="rect">
+                          <a:avLst/>
+                        </a:prstGeom>
+                        <a:noFill/>
+                        <a:ln w="22225">
+                          <a:solidFill>
+                            <a:srgbClr val="FF0000"/>
+                          </a:solidFill>
+                        </a:ln>
+                      </wps:spPr>
+                      <wps:style>
+                        <a:lnRef idx="2">
+                          <a:schemeClr val="accent1">
+                            <a:shade val="50000"/>
+                          </a:schemeClr>
+                        </a:lnRef>
+                        <a:fillRef idx="1">
+                          <a:schemeClr val="accent1"/>
+                        </a:fillRef>
+                        <a:effectRef idx="0">
+                          <a:schemeClr val="accent1"/>
+                        </a:effectRef>
+                        <a:fontRef idx="minor">
+                          <a:schemeClr val="lt1"/>
+                        </a:fontRef>
+                      </wps:style>
+                      <wps:bodyPr rot="0" spcFirstLastPara="0" vertOverflow="overflow" horzOverflow="overflow" vert="horz" wrap="square" lIns="91440" tIns="45720" rIns="91440" bIns="45720" numCol="1" spcCol="0" rtlCol="0" fromWordArt="0" anchor="ctr" anchorCtr="0" forceAA="0" compatLnSpc="1">
+                        <a:prstTxWarp prst="textNoShape">
+                          <a:avLst/>
+                        </a:prstTxWarp>
+                        <a:noAutofit/>
+                      </wps:bodyPr>
+                    </wps:wsp>
+                  </a:graphicData>
+                </a:graphic>
+                <wp14:sizeRelH relativeFrom="margin">
+                  <wp14:pctWidth>0</wp14:pctWidth>
+                </wp14:sizeRelH>
+                <wp14:sizeRelV relativeFrom="margin">
+                  <wp14:pctHeight>0</wp14:pctHeight>
+                </wp14:sizeRelV>
+              </wp:anchor>
+            </w:drawing>
+          </mc:Choice>
+          <mc:Fallback>
+            <w:pict>
+              <v:rect w14:anchorId="056EF41F" id="Rectángulo 36" o:spid="_x0000_s1026" style="position:absolute;margin-left:23pt;margin-top:86.1pt;width:10.4pt;height:11.05pt;z-index:251863040;visibility:visible;mso-wrap-style:square;mso-width-percent:0;mso-height-percent:0;mso-wrap-distance-left:9pt;mso-wrap-distance-top:0;mso-wrap-distance-right:9pt;mso-wrap-distance-bottom:0;mso-position-horizontal:absolute;mso-position-horizontal-relative:text;mso-position-vertical:absolute;mso-position-vertical-relative:text;mso-width-percent:0;mso-height-percent:0;mso-width-relative:margin;mso-height-relative:margin;v-text-anchor:middle" o:gfxdata="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" filled="f" strokecolor="red" strokeweight="1.75pt"/>
+            </w:pict>
+          </mc:Fallback>
+        </mc:AlternateContent>
+      </w:r>
+      <w:r>
+        <w:rPr>
+          <w:noProof/>
+        </w:rPr>
+        <w:drawing>
+          <wp:inline distT="0" distB="0" distL="0" distR="0" wp14:anchorId="0C313BE6" wp14:editId="57D3923D">
+            <wp:extent cx="5040000" cy="2312450"/>
+            <wp:effectExtent l="152400" t="152400" r="344805" b="342265"/>
+            <wp:docPr id="818725299" name="Picture 2"/>
+            <wp:cNvGraphicFramePr>
+              <a:graphicFrameLocks xmlns:a="http://schemas.openxmlformats.org/drawingml/2006/main" noChangeAspect="1"/>
+            </wp:cNvGraphicFramePr>
+            <a:graphic xmlns:a="http://schemas.openxmlformats.org/drawingml/2006/main">
+              <a:graphicData uri="http://schemas.openxmlformats.org/drawingml/2006/picture">
+                <pic:pic xmlns:pic="http://schemas.openxmlformats.org/drawingml/2006/picture">
+                  <pic:nvPicPr>
+                    <pic:cNvPr id="1194431040" name="Picture 1194431040"/>
+                    <pic:cNvPicPr/>
+                  </pic:nvPicPr>
+                  <pic:blipFill>
+                    <a:blip r:embed="rId13" cstate="print">
+                      <a:extLst>
+                        <a:ext uri="{28A0092B-C50C-407E-A947-70E740481C1C}">
+                          <a14:useLocalDpi xmlns:a14="http://schemas.microsoft.com/office/drawing/2010/main" val="0"/>
+                        </a:ext>
+                      </a:extLst>
+                    </a:blip>
+                    <a:stretch>
+                      <a:fillRect/>
+                    </a:stretch>
+                  </pic:blipFill>
+                  <pic:spPr>
+                    <a:xfrm>
+                      <a:off x="0" y="0"/>
+                      <a:ext cx="5040000" cy="2312450"/>
+                    </a:xfrm>
+                    <a:prstGeom prst="rect">
+                      <a:avLst/>
+                    </a:prstGeom>
+                    <a:effectLst>
+                      <a:outerShdw blurRad="292100" dist="139700" dir="2700000" algn="ctr" rotWithShape="0">
+                        <a:srgbClr val="000000">
+                          <a:alpha val="65000"/>
+                        </a:srgbClr>
+                      </a:outerShdw>
+                    </a:effectLst>
+                  </pic:spPr>
+                </pic:pic>
+              </a:graphicData>
+            </a:graphic>
+          </wp:inline>
+        </w:drawing>
+      </w:r>
+    </w:p>
+    <w:p>
+      <w:pPr>
+        <w:spacing w:line="276" w:lineRule="auto"/>
+        <w:rPr>
+          <w:rFonts w:ascii="Arial" w:hAnsi="Arial" w:cs="Arial"/>
+          <w:sz w:val="24"/>
+          <w:szCs w:val="24"/>
+        </w:rPr>
+      </w:pPr>
+    </w:p>
+    <w:p>
+      <w:pPr>
+        <w:rPr>
+          <w:rFonts w:ascii="Arial" w:hAnsi="Arial" w:cs="Arial"/>
+          <w:sz w:val="24"/>
+          <w:szCs w:val="24"/>
+        </w:rPr>
+      </w:pPr>
+      <w:r>
+        <w:rPr>
+          <w:rFonts w:ascii="Arial" w:hAnsi="Arial" w:cs="Arial"/>
+          <w:sz w:val="24"/>
+          <w:szCs w:val="24"/>
+        </w:rPr>
+        <w:br w:type="page"/>
+      </w:r>
+    </w:p>
+    <w:p>
+      <w:pPr>
+        <w:spacing w:line="276" w:lineRule="auto"/>
+        <w:rPr>
+          <w:rFonts w:ascii="Arial" w:hAnsi="Arial" w:cs="Arial"/>
+          <w:sz w:val="24"/>
+          <w:szCs w:val="24"/>
+        </w:rPr>
+      </w:pPr>
+    </w:p>
+    <w:p>
+      <w:pPr>
+        <w:spacing w:line="276" w:lineRule="auto"/>
+        <w:rPr>
+          <w:rFonts w:ascii="Arial" w:hAnsi="Arial" w:cs="Arial"/>
+          <w:sz w:val="24"/>
+          <w:szCs w:val="24"/>
+        </w:rPr>
+      </w:pPr>
+      <w:r>
+        <w:rPr>
+          <w:rFonts w:ascii="Arial" w:hAnsi="Arial" w:cs="Arial"/>
+          <w:sz w:val="24"/>
+          <w:szCs w:val="24"/>
+        </w:rPr>
+        <w:t xml:space="preserve">Y deberá confirmar el proceso de Eliminación de un registro de las Participaciones </w:t>
+      </w:r>
+      <w:r>
+        <w:rPr>
+          <w:rFonts w:ascii="Arial" w:hAnsi="Arial" w:cs="Arial"/>
+          <w:sz w:val="24"/>
+          <w:szCs w:val="24"/>
+        </w:rPr>
+        <w:t>Estatales</w:t>
+      </w:r>
+      <w:r>
+        <w:rPr>
+          <w:rFonts w:ascii="Arial" w:hAnsi="Arial" w:cs="Arial"/>
+          <w:sz w:val="24"/>
+          <w:szCs w:val="24"/>
+        </w:rPr>
+        <w:t xml:space="preserve"> - Montos.</w:t>
+      </w:r>
+    </w:p>
+    <w:p>
+      <w:pPr>
+        <w:spacing w:line="276" w:lineRule="auto"/>
+        <w:rPr>
+          <w:rFonts w:ascii="Arial" w:hAnsi="Arial" w:cs="Arial"/>
+          <w:sz w:val="24"/>
+          <w:szCs w:val="24"/>
+        </w:rPr>
+      </w:pPr>
+    </w:p>
+    <w:p>
+      <w:pPr>
+        <w:spacing w:line="276" w:lineRule="auto"/>
+        <w:jc w:val="center"/>
+        <w:rPr>
+          <w:rFonts w:ascii="Arial" w:hAnsi="Arial" w:cs="Arial"/>
+          <w:sz w:val="24"/>
+          <w:szCs w:val="24"/>
+        </w:rPr>
+      </w:pPr>
+      <w:r>
+        <w:rPr>
+          <w:noProof/>
+          <w:lang w:val="es-MX" w:eastAsia="es-MX"/>
+        </w:rPr>
+        <mc:AlternateContent>
+          <mc:Choice Requires="wps">
+            <w:drawing>
+              <wp:anchor distT="0" distB="0" distL="114300" distR="114300" simplePos="0" relativeHeight="251865088" behindDoc="0" locked="0" layoutInCell="1" allowOverlap="1" wp14:anchorId="3139AF00" wp14:editId="0CFB6054">
+                <wp:simplePos x="0" y="0"/>
+                <wp:positionH relativeFrom="margin">
+                  <wp:posOffset>1848031</wp:posOffset>
+                </wp:positionH>
+                <wp:positionV relativeFrom="paragraph">
+                  <wp:posOffset>2287270</wp:posOffset>
+                </wp:positionV>
+                <wp:extent cx="900000" cy="396000"/>
+                <wp:effectExtent l="12700" t="12700" r="27305" b="23495"/>
+                <wp:wrapNone/>
+                <wp:docPr id="1557520684" name="Rectángulo 34"/>
+                <wp:cNvGraphicFramePr/>
+                <a:graphic xmlns:a="http://schemas.openxmlformats.org/drawingml/2006/main">
+                  <a:graphicData uri="http://schemas.microsoft.com/office/word/2010/wordprocessingShape">
+                    <wps:wsp>
+                      <wps:cNvSpPr/>
+                      <wps:spPr>
+                        <a:xfrm>
+                          <a:off x="0" y="0"/>
+                          <a:ext cx="900000" cy="396000"/>
+                        </a:xfrm>
+                        <a:prstGeom prst="rect">
+                          <a:avLst/>
+                        </a:prstGeom>
+                        <a:noFill/>
+                        <a:ln w="38100">
+                          <a:solidFill>
+                            <a:srgbClr val="FF0000"/>
+                          </a:solidFill>
+                        </a:ln>
+                      </wps:spPr>
+                      <wps:style>
+                        <a:lnRef idx="2">
+                          <a:schemeClr val="accent1">
+                            <a:shade val="50000"/>
+                          </a:schemeClr>
+                        </a:lnRef>
+                        <a:fillRef idx="1">
+                          <a:schemeClr val="accent1"/>
+                        </a:fillRef>
+                        <a:effectRef idx="0">
+                          <a:schemeClr val="accent1"/>
+                        </a:effectRef>
+                        <a:fontRef idx="minor">
+                          <a:schemeClr val="lt1"/>
+                        </a:fontRef>
+                      </wps:style>
+                      <wps:bodyPr rot="0" spcFirstLastPara="0" vertOverflow="overflow" horzOverflow="overflow" vert="horz" wrap="square" lIns="91440" tIns="45720" rIns="91440" bIns="45720" numCol="1" spcCol="0" rtlCol="0" fromWordArt="0" anchor="ctr" anchorCtr="0" forceAA="0" compatLnSpc="1">
+                        <a:prstTxWarp prst="textNoShape">
+                          <a:avLst/>
+                        </a:prstTxWarp>
+                        <a:noAutofit/>
+                      </wps:bodyPr>
+                    </wps:wsp>
+                  </a:graphicData>
+                </a:graphic>
+                <wp14:sizeRelH relativeFrom="margin">
+                  <wp14:pctWidth>0</wp14:pctWidth>
+                </wp14:sizeRelH>
+                <wp14:sizeRelV relativeFrom="margin">
+                  <wp14:pctHeight>0</wp14:pctHeight>
+                </wp14:sizeRelV>
+              </wp:anchor>
+            </w:drawing>
+          </mc:Choice>
+          <mc:Fallback>
+            <w:pict>
+              <v:rect w14:anchorId="0B83A0A1" id="Rectángulo 34" o:spid="_x0000_s1026" style="position:absolute;margin-left:145.5pt;margin-top:180.1pt;width:70.85pt;height:31.2pt;z-index:251865088;visibility:visible;mso-wrap-style:square;mso-width-percent:0;mso-height-percent:0;mso-wrap-distance-left:9pt;mso-wrap-distance-top:0;mso-wrap-distance-right:9pt;mso-wrap-distance-bottom:0;mso-position-horizontal:absolute;mso-position-horizontal-relative:margin;mso-position-vertical:absolute;mso-position-vertical-relative:text;mso-width-percent:0;mso-height-percent:0;mso-width-relative:margin;mso-height-relative:margin;v-text-anchor:middle" o:gfxdata="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" filled="f" strokecolor="red" strokeweight="3pt">
+                <w10:wrap anchorx="margin"/>
+              </v:rect>
+            </w:pict>
+          </mc:Fallback>
+        </mc:AlternateContent>
+      </w:r>
+      <w:r>
+        <w:rPr>
+          <w:noProof/>
+          <w:lang w:val="es-MX" w:eastAsia="es-MX"/>
+        </w:rPr>
+        <w:drawing>
+          <wp:inline distT="0" distB="0" distL="0" distR="0" wp14:anchorId="22AB3B60" wp14:editId="1E11A8F2">
+            <wp:extent cx="3822700" cy="2679700"/>
+            <wp:effectExtent l="152400" t="152400" r="330200" b="342900"/>
+            <wp:docPr id="521804190" name="Picture 1"/>
+            <wp:cNvGraphicFramePr>
+              <a:graphicFrameLocks xmlns:a="http://schemas.openxmlformats.org/drawingml/2006/main" noChangeAspect="1"/>
+            </wp:cNvGraphicFramePr>
+            <a:graphic xmlns:a="http://schemas.openxmlformats.org/drawingml/2006/main">
+              <a:graphicData uri="http://schemas.openxmlformats.org/drawingml/2006/picture">
+                <pic:pic xmlns:pic="http://schemas.openxmlformats.org/drawingml/2006/picture">
+                  <pic:nvPicPr>
+                    <pic:cNvPr id="521804190" name="Picture 521804190"/>
+                    <pic:cNvPicPr/>
+                  </pic:nvPicPr>
+                  <pic:blipFill>
+                    <a:blip r:embed="rId18">
+                      <a:extLst>
+                        <a:ext uri="{28A0092B-C50C-407E-A947-70E740481C1C}">
+                          <a14:useLocalDpi xmlns:a14="http://schemas.microsoft.com/office/drawing/2010/main" val="0"/>
+                        </a:ext>
+                      </a:extLst>
+                    </a:blip>
+                    <a:stretch>
+                      <a:fillRect/>
+                    </a:stretch>
+                  </pic:blipFill>
+                  <pic:spPr>
+                    <a:xfrm>
+                      <a:off x="0" y="0"/>
+                      <a:ext cx="3822700" cy="2679700"/>
+                    </a:xfrm>
+                    <a:prstGeom prst="rect">
+                      <a:avLst/>
+                    </a:prstGeom>
+                    <a:effectLst>
+                      <a:outerShdw blurRad="292100" dist="139700" dir="2700000" algn="ctr" rotWithShape="0">
+                        <a:srgbClr val="000000">
+                          <a:alpha val="65000"/>
+                        </a:srgbClr>
+                      </a:outerShdw>
+                    </a:effectLst>
+                  </pic:spPr>
+                </pic:pic>
+              </a:graphicData>
+            </a:graphic>
+          </wp:inline>
+        </w:drawing>
+      </w:r>
+    </w:p>
+    <w:p>
+      <w:pPr>
+        <w:spacing w:line="276" w:lineRule="auto"/>
+        <w:rPr>
+          <w:rFonts w:ascii="Arial" w:hAnsi="Arial" w:cs="Arial"/>
+          <w:sz w:val="24"/>
+          <w:szCs w:val="24"/>
+        </w:rPr>
+      </w:pPr>
+    </w:p>
+    <w:p>
+      <w:pPr>
+        <w:rPr>
+          <w:rFonts w:ascii="Arial" w:hAnsi="Arial" w:cs="Arial"/>
+          <w:sz w:val="24"/>
+          <w:szCs w:val="24"/>
+        </w:rPr>
+      </w:pPr>
+      <w:r>
+        <w:rPr>
+          <w:rFonts w:ascii="Arial" w:hAnsi="Arial" w:cs="Arial"/>
+          <w:sz w:val="24"/>
+          <w:szCs w:val="24"/>
+        </w:rPr>
+        <w:br w:type="page"/>
+      </w:r>
+    </w:p>
+    <w:p>
+      <w:pPr>
+        <w:pStyle w:val="Heading1"/>
+        <w:spacing w:line="276" w:lineRule="auto"/>
+        <w:jc w:val="center"/>
+        <w:rPr>
+          <w:rFonts w:cs="Arial"/>
+          <w:b w:val="0"/>
+          <w:color w:val="auto"/>
+        </w:rPr>
+      </w:pPr>
+    </w:p>
+    <w:p>
+      <w:pPr>
+        <w:pStyle w:val="Heading1"/>
+        <w:spacing w:line="276" w:lineRule="auto"/>
+        <w:jc w:val="center"/>
+        <w:rPr>
+          <w:rFonts w:cs="Arial"/>
+          <w:b w:val="0"/>
+          <w:color w:val="auto"/>
+        </w:rPr>
+      </w:pPr>
+      <w:bookmarkStart w:id="25" w:name="_Toc214010055"/>
+      <w:r>
+        <w:rPr>
+          <w:rFonts w:cs="Arial"/>
+          <w:b w:val="0"/>
+          <w:color w:val="auto"/>
+        </w:rPr>
+        <w:t>6</w:t>
+      </w:r>
+      <w:r>
+        <w:rPr>
+          <w:rFonts w:cs="Arial"/>
+          <w:b w:val="0"/>
+          <w:color w:val="auto"/>
+        </w:rPr>
+        <w:t>.- Consulta de estatus</w:t>
+      </w:r>
       <w:bookmarkEnd w:id="22"/>
+      <w:bookmarkEnd w:id="23"/>
+      <w:bookmarkEnd w:id="25"/>
     </w:p>
     <w:p/>
     <w:p>
@@ -6944,7 +7696,15 @@
           <w:sz w:val="24"/>
           <w:szCs w:val="24"/>
         </w:rPr>
-        <w:t>5.1.- El estatus actual del cálculo aparece en la columna final “</w:t>
+        <w:t>6</w:t>
+      </w:r>
+      <w:r>
+        <w:rPr>
+          <w:rFonts w:ascii="Arial" w:hAnsi="Arial" w:cs="Arial"/>
+          <w:sz w:val="24"/>
+          <w:szCs w:val="24"/>
+        </w:rPr>
+        <w:t>.1.- El estatus actual del cálculo aparece en la columna final “</w:t>
       </w:r>
       <w:r>
         <w:rPr>
@@ -7018,7 +7778,7 @@
                     <pic:cNvPicPr/>
                   </pic:nvPicPr>
                   <pic:blipFill>
-                    <a:blip r:embed="rId16"/>
+                    <a:blip r:embed="rId19"/>
                     <a:stretch>
                       <a:fillRect/>
                     </a:stretch>
@@ -7143,7 +7903,7 @@
           <w:lang w:val="es-MX" w:eastAsia="es-MX"/>
         </w:rPr>
         <w:drawing>
-          <wp:inline distT="0" distB="0" distL="0" distR="0" wp14:anchorId="0D5408C5" wp14:editId="6D5E06F2">
+          <wp:inline distT="0" distB="0" distL="0" distR="0" wp14:anchorId="0D5408C5" wp14:editId="6FEEED2F">
             <wp:extent cx="5400000" cy="2527088"/>
             <wp:effectExtent l="152400" t="152400" r="340995" b="343535"/>
             <wp:docPr id="182859001" name="Picture 2"/>
@@ -7158,7 +7918,7 @@
                     <pic:cNvPicPr/>
                   </pic:nvPicPr>
                   <pic:blipFill>
-                    <a:blip r:embed="rId17" cstate="print">
+                    <a:blip r:embed="rId20" cstate="print">
                       <a:extLst>
                         <a:ext uri="{28A0092B-C50C-407E-A947-70E740481C1C}">
                           <a14:useLocalDpi xmlns:a14="http://schemas.microsoft.com/office/drawing/2010/main" val="0"/>
@@ -7203,8 +7963,8 @@
       </w:pPr>
     </w:p>
     <w:sectPr>
-      <w:headerReference w:type="default" r:id="rId18"/>
-      <w:footerReference w:type="default" r:id="rId19"/>
+      <w:headerReference w:type="default" r:id="rId21"/>
+      <w:footerReference w:type="default" r:id="rId22"/>
       <w:pgSz w:w="12240" w:h="15840" w:code="1"/>
       <w:pgMar w:top="1417" w:right="1701" w:bottom="1417" w:left="1701" w:header="708" w:footer="708" w:gutter="0"/>
       <w:cols w:space="708"/>
